--- a/output/manuscript/strobe_checklist.docx
+++ b/output/manuscript/strobe_checklist.docx
@@ -577,7 +577,7 @@
           </w:tcPr>
           <w:p>
             <w:r>
-              <w:t>Results; Tables 2-6; Figures 1-10</w:t>
+              <w:t>Results; Tables 2-7; Figures 1-11</w:t>
             </w:r>
           </w:p>
         </w:tc>
@@ -609,7 +609,7 @@
           </w:tcPr>
           <w:p>
             <w:r>
-              <w:t>Results (activity, precipitation and heat-stress controls; road-user/age/time-of-day; projection); Table 6</w:t>
+              <w:t>Results (activity, precipitation and heat-stress controls; road-user/age/time-of-day; crash circumstances; projection); Tables 6-7</w:t>
             </w:r>
           </w:p>
         </w:tc>

--- a/output/manuscript/strobe_checklist.docx
+++ b/output/manuscript/strobe_checklist.docx
@@ -577,7 +577,7 @@
           </w:tcPr>
           <w:p>
             <w:r>
-              <w:t>Results; Tables 2-7; Figures 1-11</w:t>
+              <w:t>Results; Tables 2-8; Figures 1-12</w:t>
             </w:r>
           </w:p>
         </w:tc>
@@ -609,7 +609,7 @@
           </w:tcPr>
           <w:p>
             <w:r>
-              <w:t>Results (activity, precipitation and heat-stress controls; road-user/age/time-of-day; crash circumstances; projection); Tables 6-7</w:t>
+              <w:t>Results (activity, precipitation and heat-stress controls; road-user/age/time-of-day; crash circumstances; projection); Tables 6-8</w:t>
             </w:r>
           </w:p>
         </w:tc>
